--- a/word 버전 매뉴얼/B-2 데이터 해설·주석.docx
+++ b/word 버전 매뉴얼/B-2 데이터 해설·주석.docx
@@ -2157,14 +2157,14 @@
       <w:r>
         <w:drawing>
           <wp:inline>
-            <wp:extent cx="5334000" cy="925285"/>
+            <wp:extent cx="5334000" cy="646339"/>
             <wp:effectExtent b="0" l="0" r="0" t="0"/>
             <wp:docPr descr="" title="" id="1" name="Picture"/>
             <a:graphic>
               <a:graphicData uri="http://schemas.openxmlformats.org/drawingml/2006/picture">
                 <pic:pic>
                   <pic:nvPicPr>
-                    <pic:cNvPr descr="/sessions/vigilant-ecstatic-hamilton/tmp/md2docx_f1yykzhs/diagrams/d01.png" id="0" name="Picture"/>
+                    <pic:cNvPr descr="/sessions/trusting-hopeful-pasteur/tmp/md2docx_1pa9zgi5/diagrams/d01.png" id="0" name="Picture"/>
                     <pic:cNvPicPr>
                       <a:picLocks noChangeArrowheads="1" noChangeAspect="1"/>
                     </pic:cNvPicPr>
@@ -2178,7 +2178,7 @@
                   <pic:spPr bwMode="auto">
                     <a:xfrm>
                       <a:off x="0" y="0"/>
-                      <a:ext cx="5334000" cy="925285"/>
+                      <a:ext cx="5334000" cy="646339"/>
                     </a:xfrm>
                     <a:prstGeom prst="rect">
                       <a:avLst/>
@@ -2586,7 +2586,7 @@
               <a:graphicData uri="http://schemas.openxmlformats.org/drawingml/2006/picture">
                 <pic:pic>
                   <pic:nvPicPr>
-                    <pic:cNvPr descr="/sessions/vigilant-ecstatic-hamilton/tmp/md2docx_f1yykzhs/diagrams/s01.png" id="0" name="Picture"/>
+                    <pic:cNvPr descr="/sessions/trusting-hopeful-pasteur/tmp/md2docx_1pa9zgi5/diagrams/s01.png" id="0" name="Picture"/>
                     <pic:cNvPicPr>
                       <a:picLocks noChangeArrowheads="1" noChangeAspect="1"/>
                     </pic:cNvPicPr>
@@ -3497,7 +3497,7 @@
               <a:graphicData uri="http://schemas.openxmlformats.org/drawingml/2006/picture">
                 <pic:pic>
                   <pic:nvPicPr>
-                    <pic:cNvPr descr="/sessions/vigilant-ecstatic-hamilton/tmp/md2docx_f1yykzhs/diagrams/s02.png" id="0" name="Picture"/>
+                    <pic:cNvPr descr="/sessions/trusting-hopeful-pasteur/tmp/md2docx_1pa9zgi5/diagrams/s02.png" id="0" name="Picture"/>
                     <pic:cNvPicPr>
                       <a:picLocks noChangeArrowheads="1" noChangeAspect="1"/>
                     </pic:cNvPicPr>
@@ -5022,14 +5022,14 @@
       <w:r>
         <w:drawing>
           <wp:inline>
-            <wp:extent cx="5334000" cy="149678"/>
+            <wp:extent cx="5334000" cy="326571"/>
             <wp:effectExtent b="0" l="0" r="0" t="0"/>
             <wp:docPr descr="" title="" id="1" name="Picture"/>
             <a:graphic>
               <a:graphicData uri="http://schemas.openxmlformats.org/drawingml/2006/picture">
                 <pic:pic>
                   <pic:nvPicPr>
-                    <pic:cNvPr descr="/sessions/vigilant-ecstatic-hamilton/tmp/md2docx_f1yykzhs/diagrams/d02.png" id="0" name="Picture"/>
+                    <pic:cNvPr descr="/sessions/trusting-hopeful-pasteur/tmp/md2docx_1pa9zgi5/diagrams/d02.png" id="0" name="Picture"/>
                     <pic:cNvPicPr>
                       <a:picLocks noChangeArrowheads="1" noChangeAspect="1"/>
                     </pic:cNvPicPr>
@@ -5043,7 +5043,7 @@
                   <pic:spPr bwMode="auto">
                     <a:xfrm>
                       <a:off x="0" y="0"/>
-                      <a:ext cx="5334000" cy="149678"/>
+                      <a:ext cx="5334000" cy="326571"/>
                     </a:xfrm>
                     <a:prstGeom prst="rect">
                       <a:avLst/>
@@ -5569,14 +5569,14 @@
       <w:r>
         <w:drawing>
           <wp:inline>
-            <wp:extent cx="5334000" cy="496660"/>
+            <wp:extent cx="5334000" cy="721178"/>
             <wp:effectExtent b="0" l="0" r="0" t="0"/>
             <wp:docPr descr="" title="" id="1" name="Picture"/>
             <a:graphic>
               <a:graphicData uri="http://schemas.openxmlformats.org/drawingml/2006/picture">
                 <pic:pic>
                   <pic:nvPicPr>
-                    <pic:cNvPr descr="/sessions/vigilant-ecstatic-hamilton/tmp/md2docx_f1yykzhs/diagrams/d03.png" id="0" name="Picture"/>
+                    <pic:cNvPr descr="/sessions/trusting-hopeful-pasteur/tmp/md2docx_1pa9zgi5/diagrams/d03.png" id="0" name="Picture"/>
                     <pic:cNvPicPr>
                       <a:picLocks noChangeArrowheads="1" noChangeAspect="1"/>
                     </pic:cNvPicPr>
@@ -5590,7 +5590,7 @@
                   <pic:spPr bwMode="auto">
                     <a:xfrm>
                       <a:off x="0" y="0"/>
-                      <a:ext cx="5334000" cy="496660"/>
+                      <a:ext cx="5334000" cy="721178"/>
                     </a:xfrm>
                     <a:prstGeom prst="rect">
                       <a:avLst/>
@@ -6813,14 +6813,14 @@
       <w:r>
         <w:drawing>
           <wp:inline>
-            <wp:extent cx="5334000" cy="1824146"/>
+            <wp:extent cx="5334000" cy="2200397"/>
             <wp:effectExtent b="0" l="0" r="0" t="0"/>
             <wp:docPr descr="" title="" id="1" name="Picture"/>
             <a:graphic>
               <a:graphicData uri="http://schemas.openxmlformats.org/drawingml/2006/picture">
                 <pic:pic>
                   <pic:nvPicPr>
-                    <pic:cNvPr descr="/sessions/vigilant-ecstatic-hamilton/tmp/md2docx_f1yykzhs/diagrams/d04.png" id="0" name="Picture"/>
+                    <pic:cNvPr descr="/sessions/trusting-hopeful-pasteur/tmp/md2docx_1pa9zgi5/diagrams/d04.png" id="0" name="Picture"/>
                     <pic:cNvPicPr>
                       <a:picLocks noChangeArrowheads="1" noChangeAspect="1"/>
                     </pic:cNvPicPr>
@@ -6834,7 +6834,7 @@
                   <pic:spPr bwMode="auto">
                     <a:xfrm>
                       <a:off x="0" y="0"/>
-                      <a:ext cx="5334000" cy="1824146"/>
+                      <a:ext cx="5334000" cy="2200397"/>
                     </a:xfrm>
                     <a:prstGeom prst="rect">
                       <a:avLst/>
@@ -7807,14 +7807,14 @@
       <w:r>
         <w:drawing>
           <wp:inline>
-            <wp:extent cx="5334000" cy="693964"/>
+            <wp:extent cx="5334000" cy="898071"/>
             <wp:effectExtent b="0" l="0" r="0" t="0"/>
             <wp:docPr descr="" title="" id="1" name="Picture"/>
             <a:graphic>
               <a:graphicData uri="http://schemas.openxmlformats.org/drawingml/2006/picture">
                 <pic:pic>
                   <pic:nvPicPr>
-                    <pic:cNvPr descr="/sessions/vigilant-ecstatic-hamilton/tmp/md2docx_f1yykzhs/diagrams/d05.png" id="0" name="Picture"/>
+                    <pic:cNvPr descr="/sessions/trusting-hopeful-pasteur/tmp/md2docx_1pa9zgi5/diagrams/d05.png" id="0" name="Picture"/>
                     <pic:cNvPicPr>
                       <a:picLocks noChangeArrowheads="1" noChangeAspect="1"/>
                     </pic:cNvPicPr>
@@ -7828,7 +7828,7 @@
                   <pic:spPr bwMode="auto">
                     <a:xfrm>
                       <a:off x="0" y="0"/>
-                      <a:ext cx="5334000" cy="693964"/>
+                      <a:ext cx="5334000" cy="898071"/>
                     </a:xfrm>
                     <a:prstGeom prst="rect">
                       <a:avLst/>
@@ -10197,14 +10197,14 @@
       <w:r>
         <w:drawing>
           <wp:inline>
-            <wp:extent cx="5334000" cy="3558267"/>
+            <wp:extent cx="5334000" cy="5030694"/>
             <wp:effectExtent b="0" l="0" r="0" t="0"/>
             <wp:docPr descr="" title="" id="1" name="Picture"/>
             <a:graphic>
               <a:graphicData uri="http://schemas.openxmlformats.org/drawingml/2006/picture">
                 <pic:pic>
                   <pic:nvPicPr>
-                    <pic:cNvPr descr="/sessions/vigilant-ecstatic-hamilton/tmp/md2docx_f1yykzhs/diagrams/d06.png" id="0" name="Picture"/>
+                    <pic:cNvPr descr="/sessions/trusting-hopeful-pasteur/tmp/md2docx_1pa9zgi5/diagrams/d06.png" id="0" name="Picture"/>
                     <pic:cNvPicPr>
                       <a:picLocks noChangeArrowheads="1" noChangeAspect="1"/>
                     </pic:cNvPicPr>
@@ -10218,7 +10218,7 @@
                   <pic:spPr bwMode="auto">
                     <a:xfrm>
                       <a:off x="0" y="0"/>
-                      <a:ext cx="5334000" cy="3558267"/>
+                      <a:ext cx="5334000" cy="5030694"/>
                     </a:xfrm>
                     <a:prstGeom prst="rect">
                       <a:avLst/>
@@ -12251,8 +12251,9 @@
     <w:name w:val="Verbatim Char"/>
     <w:basedOn w:val="BodyTextChar"/>
     <w:rPr>
-      <w:rFonts w:ascii="Consolas" w:hAnsi="Consolas"/>
-      <w:sz w:val="22"/>
+      <w:rFonts w:ascii="Consolas" w:hAnsi="Consolas" w:eastAsia="D2Coding" w:cs="Consolas"/>
+      <w:sz w:val="18"/>
+      <w:szCs w:val="18"/>
     </w:rPr>
   </w:style>
   <w:style w:type="character" w:styleId="FootnoteReference">
@@ -12292,7 +12293,17 @@
     <w:basedOn w:val="Normal"/>
     <w:link w:val="VerbatimChar"/>
     <w:pPr>
+      <w:pBdr>
+        <w:top w:val="single" w:sz="6" w:space="6" w:color="C0C0C0"/>
+        <w:left w:val="single" w:sz="6" w:space="6" w:color="C0C0C0"/>
+        <w:bottom w:val="single" w:sz="6" w:space="6" w:color="C0C0C0"/>
+        <w:right w:val="single" w:sz="6" w:space="6" w:color="C0C0C0"/>
+      </w:pBdr>
+      <w:shd w:val="clear" w:color="auto" w:fill="F2F2F2"/>
       <w:wordWrap w:val="off"/>
+      <w:spacing w:before="120" w:after="120" w:line="240" w:lineRule="auto"/>
+      <w:ind w:left="120" w:right="120" w:firstLine="0"/>
+      <w:jc w:val="left"/>
     </w:pPr>
   </w:style>
   <w:style w:type="character" w:customStyle="1" w:styleId="KeywordTok">
